--- a/dist/exports/kcet-chemical-kinetics_revision_notes.docx
+++ b/dist/exports/kcet-chemical-kinetics_revision_notes.docx
@@ -189,7 +189,7 @@
                 <w:color w:val="2D3748"/>
                 <w:sz w:val="19"/>
               </w:rPr>
-              <w:t>Kcet Chemical Kinetics - Core Application</w:t>
+              <w:t>Rate Law, Order &amp; Integrated Rate Equations</w:t>
             </w:r>
           </w:p>
         </w:tc>
@@ -209,7 +209,7 @@
               <w:rPr>
                 <w:sz w:val="19"/>
               </w:rPr>
-              <w:t>34 PYQs</w:t>
+              <w:t>26 PYQs</w:t>
             </w:r>
           </w:p>
         </w:tc>
@@ -230,7 +230,94 @@
                 <w:color w:val="718096"/>
                 <w:sz w:val="19"/>
               </w:rPr>
-              <w:t>General Concept</w:t>
+              <w:t>Rate Laws</w:t>
+            </w:r>
+          </w:p>
+        </w:tc>
+      </w:tr>
+      <w:tr>
+        <w:tc>
+          <w:tcPr>
+            <w:tcW w:type="dxa" w:w="2160"/>
+            <w:shd w:fill="FFFFFF"/>
+            <w:tcMar>
+              <w:top w:w="80" w:type="dxa"/>
+              <w:bottom w:w="80" w:type="dxa"/>
+              <w:left w:w="150" w:type="dxa"/>
+              <w:right w:w="150" w:type="dxa"/>
+            </w:tcMar>
+          </w:tcPr>
+          <w:p>
+            <w:r>
+              <w:rPr>
+                <w:b/>
+                <w:color w:val="2B6CB0"/>
+                <w:sz w:val="19"/>
+              </w:rPr>
+              <w:t>High</w:t>
+            </w:r>
+          </w:p>
+        </w:tc>
+        <w:tc>
+          <w:tcPr>
+            <w:tcW w:type="dxa" w:w="4320"/>
+            <w:shd w:fill="FFFFFF"/>
+            <w:tcMar>
+              <w:top w:w="80" w:type="dxa"/>
+              <w:bottom w:w="80" w:type="dxa"/>
+              <w:left w:w="150" w:type="dxa"/>
+              <w:right w:w="150" w:type="dxa"/>
+            </w:tcMar>
+          </w:tcPr>
+          <w:p>
+            <w:r>
+              <w:rPr>
+                <w:b/>
+                <w:color w:val="2D3748"/>
+                <w:sz w:val="19"/>
+              </w:rPr>
+              <w:t>Arrhenius Equation &amp; Activation Energy</w:t>
+            </w:r>
+          </w:p>
+        </w:tc>
+        <w:tc>
+          <w:tcPr>
+            <w:tcW w:type="dxa" w:w="1728"/>
+            <w:shd w:fill="FFFFFF"/>
+            <w:tcMar>
+              <w:top w:w="80" w:type="dxa"/>
+              <w:bottom w:w="80" w:type="dxa"/>
+              <w:left w:w="150" w:type="dxa"/>
+              <w:right w:w="150" w:type="dxa"/>
+            </w:tcMar>
+          </w:tcPr>
+          <w:p>
+            <w:r>
+              <w:rPr>
+                <w:sz w:val="19"/>
+              </w:rPr>
+              <w:t>11 PYQs</w:t>
+            </w:r>
+          </w:p>
+        </w:tc>
+        <w:tc>
+          <w:tcPr>
+            <w:tcW w:type="dxa" w:w="1872"/>
+            <w:shd w:fill="FFFFFF"/>
+            <w:tcMar>
+              <w:top w:w="80" w:type="dxa"/>
+              <w:bottom w:w="80" w:type="dxa"/>
+              <w:left w:w="150" w:type="dxa"/>
+              <w:right w:w="150" w:type="dxa"/>
+            </w:tcMar>
+          </w:tcPr>
+          <w:p>
+            <w:r>
+              <w:rPr>
+                <w:color w:val="718096"/>
+                <w:sz w:val="19"/>
+              </w:rPr>
+              <w:t>Temperature &amp; Catalysis</w:t>
             </w:r>
           </w:p>
         </w:tc>
@@ -311,6 +398,98 @@
           </w:p>
         </w:tc>
       </w:tr>
+      <w:tr>
+        <w:tc>
+          <w:tcPr>
+            <w:tcW w:type="dxa" w:w="3600"/>
+            <w:shd w:fill="F7FAFC"/>
+            <w:tcMar>
+              <w:top w:w="100" w:type="dxa"/>
+              <w:bottom w:w="100" w:type="dxa"/>
+              <w:left w:w="150" w:type="dxa"/>
+              <w:right w:w="150" w:type="dxa"/>
+            </w:tcMar>
+          </w:tcPr>
+          <w:p>
+            <w:r>
+              <w:rPr>
+                <w:b/>
+                <w:color w:val="1A365D"/>
+                <w:sz w:val="19"/>
+              </w:rPr>
+              <w:t>Rate Law, Order &amp; Integrated Rate Equations</w:t>
+            </w:r>
+          </w:p>
+        </w:tc>
+        <w:tc>
+          <w:tcPr>
+            <w:tcW w:type="dxa" w:w="6480"/>
+            <w:shd w:fill="F7FAFC"/>
+            <w:tcMar>
+              <w:top w:w="100" w:type="dxa"/>
+              <w:bottom w:w="100" w:type="dxa"/>
+              <w:left w:w="150" w:type="dxa"/>
+              <w:right w:w="150" w:type="dxa"/>
+            </w:tcMar>
+          </w:tcPr>
+          <w:p>
+            <w:r>
+              <w:rPr>
+                <w:rFonts w:ascii="Cambria Math" w:hAnsi="Cambria Math"/>
+                <w:color w:val="2D3748"/>
+                <w:sz w:val="19"/>
+              </w:rPr>
+              <w:t>\text{Zero: } [A] = [A]_0 - kt, \; t_{1/2} = \frac{[A]_0}{2k}, \quad \text{First: } k = \frac{2.303}{t}\log\frac{[A]_0}{[A]}, \; t_{1/2} = \frac{0.693}{k}</w:t>
+            </w:r>
+          </w:p>
+        </w:tc>
+      </w:tr>
+      <w:tr>
+        <w:tc>
+          <w:tcPr>
+            <w:tcW w:type="dxa" w:w="3600"/>
+            <w:shd w:fill="FFFFFF"/>
+            <w:tcMar>
+              <w:top w:w="100" w:type="dxa"/>
+              <w:bottom w:w="100" w:type="dxa"/>
+              <w:left w:w="150" w:type="dxa"/>
+              <w:right w:w="150" w:type="dxa"/>
+            </w:tcMar>
+          </w:tcPr>
+          <w:p>
+            <w:r>
+              <w:rPr>
+                <w:b/>
+                <w:color w:val="1A365D"/>
+                <w:sz w:val="19"/>
+              </w:rPr>
+              <w:t>Arrhenius Equation &amp; Activation Energy</w:t>
+            </w:r>
+          </w:p>
+        </w:tc>
+        <w:tc>
+          <w:tcPr>
+            <w:tcW w:type="dxa" w:w="6480"/>
+            <w:shd w:fill="FFFFFF"/>
+            <w:tcMar>
+              <w:top w:w="100" w:type="dxa"/>
+              <w:bottom w:w="100" w:type="dxa"/>
+              <w:left w:w="150" w:type="dxa"/>
+              <w:right w:w="150" w:type="dxa"/>
+            </w:tcMar>
+          </w:tcPr>
+          <w:p>
+            <w:r>
+              <w:rPr>
+                <w:rFonts w:ascii="Cambria Math" w:hAnsi="Cambria Math"/>
+                <w:color w:val="2D3748"/>
+                <w:sz w:val="19"/>
+              </w:rPr>
+              <w:t>k = A e^{-E_a/RT}, \quad \ln k = \ln A - \frac{E_a}{RT}, \quad \log_{10}\left(\frac{k_2}{k_1}\right) = \frac{E_a}{2.303R}\left(\frac{T_2 - T_1}{T_1 T_2}\right)</w:t>
+            </w:r>
+          </w:p>
+        </w:tc>
+      </w:tr>
     </w:tbl>
     <w:p>
       <w:pPr>
@@ -338,7 +517,7 @@
           <w:color w:val="2B6CB0"/>
           <w:sz w:val="24"/>
         </w:rPr>
-        <w:t>3.1 Kcet Chemical Kinetics - Core Application (Very High Yield — 34 PYQs)</w:t>
+        <w:t>3.1 Rate Law, Order &amp; Integrated Rate Equations (Very High Yield — 26 PYQs)</w:t>
       </w:r>
     </w:p>
     <w:p>
@@ -353,7 +532,7 @@
         <w:rPr>
           <w:sz w:val="20"/>
         </w:rPr>
-        <w:t>Key problem pattern in Kcet Chemical Kinetics.</w:t>
+        <w:t>Differential and integrated rate laws, half-life formulas, and overall reaction order determined from initial rates.</w:t>
       </w:r>
     </w:p>
     <w:tbl>
@@ -391,7 +570,7 @@
                 <w:color w:val="2D3748"/>
                 <w:sz w:val="19"/>
               </w:rPr>
-              <w:t>Watch for algebraic and sign errors.</w:t>
+              <w:t>For a first-order reaction, half-life t_(1/2) = (0.693 / k) is strictly INDEPENDENT of initial concentration [A]_0.</w:t>
             </w:r>
           </w:p>
         </w:tc>
@@ -432,7 +611,215 @@
                 <w:color w:val="2D3748"/>
                 <w:sz w:val="19"/>
               </w:rPr>
-              <w:t>Verify dimensions and boundary conditions.</w:t>
+              <w:t>For an n^th order reaction: t_(1/2) \propto \frac1[A]_0^n - 1. Units of rate constant k = mol^1-nL^n-1s^-1.</w:t>
+            </w:r>
+          </w:p>
+        </w:tc>
+      </w:tr>
+    </w:tbl>
+    <w:p>
+      <w:pPr>
+        <w:spacing w:before="120" w:after="40"/>
+      </w:pPr>
+      <w:r>
+        <w:rPr>
+          <w:b/>
+          <w:color w:val="1A365D"/>
+          <w:sz w:val="19"/>
+        </w:rPr>
+        <w:t>Source PYQs testing this concept:</w:t>
+      </w:r>
+    </w:p>
+    <w:p>
+      <w:pPr>
+        <w:pStyle w:val="ListBullet"/>
+        <w:spacing w:after="40"/>
+      </w:pPr>
+      <w:r>
+        <w:rPr>
+          <w:b/>
+          <w:sz w:val="18"/>
+        </w:rPr>
+        <w:t xml:space="preserve">[2026 Shift] Q#2 (MCQ): </w:t>
+      </w:r>
+      <w:r>
+        <w:rPr>
+          <w:sz w:val="18"/>
+        </w:rPr>
+        <w:t xml:space="preserve">"For a 1st order change R → P , the concentration of Reactant R changes from 0.1 M to 0.025 M in 40 minutes. The rate of re..."  </w:t>
+      </w:r>
+      <w:r>
+        <w:rPr>
+          <w:b/>
+          <w:color w:val="2B6CB0"/>
+          <w:sz w:val="18"/>
+        </w:rPr>
+        <w:t>[Ans: N/A]</w:t>
+      </w:r>
+    </w:p>
+    <w:p>
+      <w:pPr>
+        <w:pStyle w:val="ListBullet"/>
+        <w:spacing w:after="40"/>
+      </w:pPr>
+      <w:r>
+        <w:rPr>
+          <w:b/>
+          <w:sz w:val="18"/>
+        </w:rPr>
+        <w:t xml:space="preserve">[2026 Shift] Q#4 (MCQ): </w:t>
+      </w:r>
+      <w:r>
+        <w:rPr>
+          <w:sz w:val="18"/>
+        </w:rPr>
+        <w:t xml:space="preserve">"Which one of the following graph is not applicable for a 1st order reaction ( R → P )?..."  </w:t>
+      </w:r>
+      <w:r>
+        <w:rPr>
+          <w:b/>
+          <w:color w:val="2B6CB0"/>
+          <w:sz w:val="18"/>
+        </w:rPr>
+        <w:t>[Ans: N/A]</w:t>
+      </w:r>
+    </w:p>
+    <w:p>
+      <w:pPr>
+        <w:pStyle w:val="ListBullet"/>
+        <w:spacing w:after="40"/>
+      </w:pPr>
+      <w:r>
+        <w:rPr>
+          <w:b/>
+          <w:sz w:val="18"/>
+        </w:rPr>
+        <w:t xml:space="preserve">[2025 Shift] Q#1 (MCQ): </w:t>
+      </w:r>
+      <w:r>
+        <w:rPr>
+          <w:sz w:val="18"/>
+        </w:rPr>
+        <w:t xml:space="preserve">"Catalysts are used to increase the rate of a chemical reaction. Because it..."  </w:t>
+      </w:r>
+      <w:r>
+        <w:rPr>
+          <w:b/>
+          <w:color w:val="2B6CB0"/>
+          <w:sz w:val="18"/>
+        </w:rPr>
+        <w:t>[Ans: N/A]</w:t>
+      </w:r>
+    </w:p>
+    <w:p>
+      <w:pPr>
+        <w:spacing w:after="120"/>
+      </w:pPr>
+    </w:p>
+    <w:p>
+      <w:pPr>
+        <w:pStyle w:val="Heading2"/>
+      </w:pPr>
+      <w:r>
+        <w:rPr>
+          <w:color w:val="2B6CB0"/>
+          <w:sz w:val="24"/>
+        </w:rPr>
+        <w:t>3.2 Arrhenius Equation &amp; Activation Energy (High Yield — 11 PYQs)</w:t>
+      </w:r>
+    </w:p>
+    <w:p>
+      <w:r>
+        <w:rPr>
+          <w:b/>
+          <w:sz w:val="20"/>
+        </w:rPr>
+        <w:t xml:space="preserve">Core Principle: </w:t>
+      </w:r>
+      <w:r>
+        <w:rPr>
+          <w:sz w:val="20"/>
+        </w:rPr>
+        <w:t>Temperature dependence of reaction rates, activation energy E_a, Arrhenius plot (ln k vs 1/T), and catalyst energy profiles.</w:t>
+      </w:r>
+    </w:p>
+    <w:tbl>
+      <w:tblPr>
+        <w:tblW w:type="auto" w:w="0"/>
+        <w:jc w:val="center"/>
+        <w:tblLook w:firstColumn="1" w:firstRow="1" w:lastColumn="0" w:lastRow="0" w:noHBand="0" w:noVBand="1" w:val="04A0"/>
+      </w:tblPr>
+      <w:tblGrid>
+        <w:gridCol w:w="10080"/>
+      </w:tblGrid>
+      <w:tr>
+        <w:tc>
+          <w:tcPr>
+            <w:tcW w:type="dxa" w:w="10080"/>
+            <w:shd w:fill="FFF5F5"/>
+            <w:tcMar>
+              <w:top w:w="100" w:type="dxa"/>
+              <w:bottom w:w="100" w:type="dxa"/>
+              <w:left w:w="150" w:type="dxa"/>
+              <w:right w:w="150" w:type="dxa"/>
+            </w:tcMar>
+          </w:tcPr>
+          <w:p>
+            <w:r>
+              <w:rPr>
+                <w:b/>
+                <w:color w:val="C53030"/>
+                <w:sz w:val="19"/>
+              </w:rPr>
+              <w:t xml:space="preserve">⚠️ Common Trap / JEE Pitfall: </w:t>
+            </w:r>
+            <w:r>
+              <w:rPr>
+                <w:color w:val="2D3748"/>
+                <w:sz w:val="19"/>
+              </w:rPr>
+              <w:t>A positive catalyst increases rate by LOWERING activation energy E_a; it does NOT alter the equilibrium constant K_(eq) or Δ H!</w:t>
+            </w:r>
+          </w:p>
+        </w:tc>
+      </w:tr>
+    </w:tbl>
+    <w:tbl>
+      <w:tblPr>
+        <w:tblW w:type="auto" w:w="0"/>
+        <w:jc w:val="center"/>
+        <w:tblLook w:firstColumn="1" w:firstRow="1" w:lastColumn="0" w:lastRow="0" w:noHBand="0" w:noVBand="1" w:val="04A0"/>
+      </w:tblPr>
+      <w:tblGrid>
+        <w:gridCol w:w="10080"/>
+      </w:tblGrid>
+      <w:tr>
+        <w:tc>
+          <w:tcPr>
+            <w:tcW w:type="dxa" w:w="10080"/>
+            <w:shd w:fill="F0FFF4"/>
+            <w:tcMar>
+              <w:top w:w="100" w:type="dxa"/>
+              <w:bottom w:w="100" w:type="dxa"/>
+              <w:left w:w="150" w:type="dxa"/>
+              <w:right w:w="150" w:type="dxa"/>
+            </w:tcMar>
+          </w:tcPr>
+          <w:p>
+            <w:r>
+              <w:rPr>
+                <w:b/>
+                <w:color w:val="276749"/>
+                <w:sz w:val="19"/>
+              </w:rPr>
+              <w:t xml:space="preserve">💡 Speed Hack / Trick: </w:t>
+            </w:r>
+            <w:r>
+              <w:rPr>
+                <w:color w:val="2D3748"/>
+                <w:sz w:val="19"/>
+              </w:rPr>
+              <w:t>Plot of log_(10) k vs (1 / T) gives a straight line with slope = -(E_a / 2.303 R) and y-intercept = log_(10) A.</w:t>
             </w:r>
           </w:p>
         </w:tc>
@@ -488,13 +875,13 @@
           <w:b/>
           <w:sz w:val="18"/>
         </w:rPr>
-        <w:t xml:space="preserve">[2026 Shift] Q#2 (MCQ): </w:t>
+        <w:t xml:space="preserve">[2026 Shift] Q#3 (MCQ): </w:t>
       </w:r>
       <w:r>
         <w:rPr>
           <w:sz w:val="18"/>
         </w:rPr>
-        <w:t xml:space="preserve">"For a 1st order change R → P , the concentration of Reactant R changes from 0.1 M to 0.025 M in 40 minutes. The rate of re..."  </w:t>
+        <w:t xml:space="preserve">"For a reaction having three steps, the overall rate constant is k=\frack_(1)k_(2)k_(3) . The values of E_(a_1),E_(a_2) and $E_{a..."  </w:t>
       </w:r>
       <w:r>
         <w:rPr>
@@ -515,13 +902,13 @@
           <w:b/>
           <w:sz w:val="18"/>
         </w:rPr>
-        <w:t xml:space="preserve">[2026 Shift] Q#3 (MCQ): </w:t>
+        <w:t xml:space="preserve">[2025 Shift] Q#1 (MCQ): </w:t>
       </w:r>
       <w:r>
         <w:rPr>
           <w:sz w:val="18"/>
         </w:rPr>
-        <w:t xml:space="preserve">"For a reaction having three steps, the overall rate constant is k=\frack_(1)k_(2)k_(3) . The values of E_(a_1),E_(a_2) and $E_{a..."  </w:t>
+        <w:t xml:space="preserve">"Catalysts are used to increase the rate of a chemical reaction. Because it..."  </w:t>
       </w:r>
       <w:r>
         <w:rPr>
@@ -660,6 +1047,127 @@
               <w:t>Solution Analysis:</w:t>
               <w:br/>
               <w:t>For the reaction X → Y activation energy is E_(a)(forward)=150kJ mol^-1 and enthalpy change is Δ H=-135kJ mol^-1 Since Δ H is negative, the reaction is exothermic. This means product Y has lower energy than reactant X by 135kJ mol^-1 . For the reverse reaction, Y → X the activation energy will be the energy needed to go from Y up to the activated complex. Using the relation: E_(a)(reverse)=E_(a)(forward)-Δ H Substitute the values: E_(a)(reverse)=150-(-135) E_(a)(reverse)=150+135 E_(a)(reverse)=285kJ mol^-1 So, the correct option is: Option B285kJ mol^-1</w:t>
+            </w:r>
+          </w:p>
+        </w:tc>
+      </w:tr>
+    </w:tbl>
+    <w:p>
+      <w:pPr>
+        <w:spacing w:after="120"/>
+      </w:pPr>
+    </w:p>
+    <w:p>
+      <w:pPr>
+        <w:spacing w:before="160" w:after="40"/>
+      </w:pPr>
+      <w:r>
+        <w:rPr>
+          <w:b/>
+          <w:color w:val="1A365D"/>
+          <w:sz w:val="22"/>
+        </w:rPr>
+        <w:t>Benchmark Problem 2: KCET 2026 (Q#2)</w:t>
+      </w:r>
+    </w:p>
+    <w:p>
+      <w:pPr>
+        <w:spacing w:after="80"/>
+      </w:pPr>
+      <w:r>
+        <w:rPr>
+          <w:sz w:val="20"/>
+        </w:rPr>
+        <w:t>For a 1st order change R → P , the concentration of Reactant R changes from 0.1 M to 0.025 M in 40 minutes. The rate of reaction when the concentration of R is 0.01 M is ____</w:t>
+      </w:r>
+    </w:p>
+    <w:p>
+      <w:pPr>
+        <w:pStyle w:val="ListBullet"/>
+        <w:spacing w:after="20"/>
+      </w:pPr>
+      <w:r>
+        <w:rPr>
+          <w:sz w:val="19"/>
+        </w:rPr>
+        <w:t>(A) 1.73 × 10^-5M min^-1</w:t>
+      </w:r>
+    </w:p>
+    <w:p>
+      <w:pPr>
+        <w:pStyle w:val="ListBullet"/>
+        <w:spacing w:after="20"/>
+      </w:pPr>
+      <w:r>
+        <w:rPr>
+          <w:sz w:val="19"/>
+        </w:rPr>
+        <w:t>(B) 3.47 × 10^-4M min^-1</w:t>
+      </w:r>
+    </w:p>
+    <w:p>
+      <w:pPr>
+        <w:pStyle w:val="ListBullet"/>
+        <w:spacing w:after="20"/>
+      </w:pPr>
+      <w:r>
+        <w:rPr>
+          <w:sz w:val="19"/>
+        </w:rPr>
+        <w:t>(C) 3.47 × 10^-5M min^-1</w:t>
+      </w:r>
+    </w:p>
+    <w:p>
+      <w:pPr>
+        <w:pStyle w:val="ListBullet"/>
+        <w:spacing w:after="20"/>
+      </w:pPr>
+      <w:r>
+        <w:rPr>
+          <w:sz w:val="19"/>
+        </w:rPr>
+        <w:t>(D) 1.73 × 10^-4M min^-1</w:t>
+      </w:r>
+    </w:p>
+    <w:tbl>
+      <w:tblPr>
+        <w:tblW w:type="auto" w:w="0"/>
+        <w:jc w:val="center"/>
+        <w:tblLook w:firstColumn="1" w:firstRow="1" w:lastColumn="0" w:lastRow="0" w:noHBand="0" w:noVBand="1" w:val="04A0"/>
+      </w:tblPr>
+      <w:tblGrid>
+        <w:gridCol w:w="10080"/>
+      </w:tblGrid>
+      <w:tr>
+        <w:tc>
+          <w:tcPr>
+            <w:tcW w:type="dxa" w:w="10080"/>
+            <w:shd w:fill="F7FAFC"/>
+            <w:tcMar>
+              <w:top w:w="100" w:type="dxa"/>
+              <w:bottom w:w="100" w:type="dxa"/>
+              <w:left w:w="150" w:type="dxa"/>
+              <w:right w:w="150" w:type="dxa"/>
+            </w:tcMar>
+          </w:tcPr>
+          <w:p>
+            <w:r>
+              <w:rPr>
+                <w:b/>
+                <w:color w:val="1A365D"/>
+                <w:sz w:val="19"/>
+              </w:rPr>
+              <w:t>Correct Answer: None</w:t>
+              <w:br/>
+            </w:r>
+            <w:r>
+              <w:rPr>
+                <w:color w:val="2D3748"/>
+                <w:sz w:val="18"/>
+              </w:rPr>
+              <w:t>Solution Analysis:</w:t>
+              <w:br/>
+              <w:t>For a first order reaction, k=(2.303 / t)log\frac[R]_(0)[R] Here, [R]_(0)=0.1M,[R]=0.025M,t=40min So, k=(2.303 / 40)log(0.1 / 0.025) k=(2.303 / 40)log4 Using log4=0.6021 , k=(2.303 × 0.6021 / 40) k=0.0347min^-1 For a first order reaction, the rate is Rate=k[R] When the concentration of R is 0.01M , Rate=0.0347 × 0.01 Rate=3.47 × 10^-4M min^-1 So, the correct option is 3.47 × 10^-4M min^-1 Option B.</w:t>
             </w:r>
           </w:p>
         </w:tc>

--- a/dist/exports/kcet-chemical-kinetics_revision_notes.docx
+++ b/dist/exports/kcet-chemical-kinetics_revision_notes.docx
@@ -13,7 +13,7 @@
           <w:color w:val="1A365D"/>
           <w:sz w:val="44"/>
         </w:rPr>
-        <w:t>JEE MAIN REVISION MASTER: CHEMICAL KINETICS 2026 4 QUESTIONS 6.67% WEIGHTAGE</w:t>
+        <w:t>JEE MAIN REVISION MASTER: CHEMICAL KINETICS</w:t>
       </w:r>
     </w:p>
     <w:p>
@@ -209,7 +209,7 @@
               <w:rPr>
                 <w:sz w:val="19"/>
               </w:rPr>
-              <w:t>26 PYQs</w:t>
+              <w:t>25 PYQs</w:t>
             </w:r>
           </w:p>
         </w:tc>
@@ -296,7 +296,7 @@
               <w:rPr>
                 <w:sz w:val="19"/>
               </w:rPr>
-              <w:t>11 PYQs</w:t>
+              <w:t>9 PYQs</w:t>
             </w:r>
           </w:p>
         </w:tc>
@@ -517,7 +517,7 @@
           <w:color w:val="2B6CB0"/>
           <w:sz w:val="24"/>
         </w:rPr>
-        <w:t>3.1 Rate Law, Order &amp; Integrated Rate Equations (Very High Yield — 26 PYQs)</w:t>
+        <w:t>3.1 Rate Law, Order &amp; Integrated Rate Equations (Very High Yield — 25 PYQs)</w:t>
       </w:r>
     </w:p>
     <w:p>
@@ -694,13 +694,13 @@
           <w:b/>
           <w:sz w:val="18"/>
         </w:rPr>
-        <w:t xml:space="preserve">[2025 Shift] Q#1 (MCQ): </w:t>
+        <w:t xml:space="preserve">[2025 Shift] Q#2 (MCQ): </w:t>
       </w:r>
       <w:r>
         <w:rPr>
           <w:sz w:val="18"/>
         </w:rPr>
-        <w:t xml:space="preserve">"Catalysts are used to increase the rate of a chemical reaction. Because it..."  </w:t>
+        <w:t xml:space="preserve">"Half-life of a first order reaction is 20 seconds and initial concentration of reactant is 0.2 M . The concentration of reactant left after ..."  </w:t>
       </w:r>
       <w:r>
         <w:rPr>
@@ -725,7 +725,7 @@
           <w:color w:val="2B6CB0"/>
           <w:sz w:val="24"/>
         </w:rPr>
-        <w:t>3.2 Arrhenius Equation &amp; Activation Energy (High Yield — 11 PYQs)</w:t>
+        <w:t>3.2 Arrhenius Equation &amp; Activation Energy (High Yield — 9 PYQs)</w:t>
       </w:r>
     </w:p>
     <w:p>

--- a/dist/exports/kcet-chemical-kinetics_revision_notes.docx
+++ b/dist/exports/kcet-chemical-kinetics_revision_notes.docx
@@ -209,7 +209,7 @@
               <w:rPr>
                 <w:sz w:val="19"/>
               </w:rPr>
-              <w:t>25 PYQs</w:t>
+              <w:t>21 PYQs</w:t>
             </w:r>
           </w:p>
         </w:tc>
@@ -230,7 +230,7 @@
                 <w:color w:val="718096"/>
                 <w:sz w:val="19"/>
               </w:rPr>
-              <w:t>Rate Laws</w:t>
+              <w:t>Reaction Kinetics</w:t>
             </w:r>
           </w:p>
         </w:tc>
@@ -251,10 +251,10 @@
             <w:r>
               <w:rPr>
                 <w:b/>
-                <w:color w:val="2B6CB0"/>
+                <w:color w:val="C53030"/>
                 <w:sz w:val="19"/>
               </w:rPr>
-              <w:t>High</w:t>
+              <w:t>Very High</w:t>
             </w:r>
           </w:p>
         </w:tc>
@@ -276,7 +276,7 @@
                 <w:color w:val="2D3748"/>
                 <w:sz w:val="19"/>
               </w:rPr>
-              <w:t>Arrhenius Equation &amp; Activation Energy</w:t>
+              <w:t>Arrhenius Equation, Activation Energy &amp; Catalysis</w:t>
             </w:r>
           </w:p>
         </w:tc>
@@ -296,7 +296,7 @@
               <w:rPr>
                 <w:sz w:val="19"/>
               </w:rPr>
-              <w:t>9 PYQs</w:t>
+              <w:t>15 PYQs</w:t>
             </w:r>
           </w:p>
         </w:tc>
@@ -317,7 +317,7 @@
                 <w:color w:val="718096"/>
                 <w:sz w:val="19"/>
               </w:rPr>
-              <w:t>Temperature &amp; Catalysis</w:t>
+              <w:t>Temperature &amp; Activation</w:t>
             </w:r>
           </w:p>
         </w:tc>
@@ -439,7 +439,7 @@
                 <w:color w:val="2D3748"/>
                 <w:sz w:val="19"/>
               </w:rPr>
-              <w:t>\text{Zero: } [A] = [A]_0 - kt, \; t_{1/2} = \frac{[A]_0}{2k}, \quad \text{First: } k = \frac{2.303}{t}\log\frac{[A]_0}{[A]}, \; t_{1/2} = \frac{0.693}{k}</w:t>
+              <w:t>\text{First Order: } t = \frac{2.303}{k}\log\frac{[A]_0}{[A]}, \quad t_{1/2} = \frac{0.693}{k}, \quad t_{75%} = 2 \times t_{50%}, \quad t_{99.9%} = 10 \times t_{50%}</w:t>
             </w:r>
           </w:p>
         </w:tc>
@@ -463,7 +463,7 @@
                 <w:color w:val="1A365D"/>
                 <w:sz w:val="19"/>
               </w:rPr>
-              <w:t>Arrhenius Equation &amp; Activation Energy</w:t>
+              <w:t>Arrhenius Equation, Activation Energy &amp; Catalysis</w:t>
             </w:r>
           </w:p>
         </w:tc>
@@ -485,7 +485,7 @@
                 <w:color w:val="2D3748"/>
                 <w:sz w:val="19"/>
               </w:rPr>
-              <w:t>k = A e^{-E_a/RT}, \quad \ln k = \ln A - \frac{E_a}{RT}, \quad \log_{10}\left(\frac{k_2}{k_1}\right) = \frac{E_a}{2.303R}\left(\frac{T_2 - T_1}{T_1 T_2}\right)</w:t>
+              <w:t>\log_{10} k = \log_{10} A - \frac{E_a}{2.303 R T}, \quad \log_{10}\frac{k_2}{k_1} = \frac{E_a}{2.303 R}\left(\frac{T_2 - T_1}{T_1 T_2}\right)</w:t>
             </w:r>
           </w:p>
         </w:tc>
@@ -517,7 +517,7 @@
           <w:color w:val="2B6CB0"/>
           <w:sz w:val="24"/>
         </w:rPr>
-        <w:t>3.1 Rate Law, Order &amp; Integrated Rate Equations (Very High Yield — 25 PYQs)</w:t>
+        <w:t>3.1 Rate Law, Order &amp; Integrated Rate Equations (Very High Yield — 21 PYQs)</w:t>
       </w:r>
     </w:p>
     <w:p>
@@ -532,7 +532,7 @@
         <w:rPr>
           <w:sz w:val="20"/>
         </w:rPr>
-        <w:t>Differential and integrated rate laws, half-life formulas, and overall reaction order determined from initial rates.</w:t>
+        <w:t>Rate equation: Rate = k [A]^x [B]^y. Units of k: (mol L^-1)^1-n s^-1. Zero order: rate is independent of concentration; t_(1/2) = ([A]_0 / 2k) \propto [A]_0. First order: k = (2.303 / t)log([A]_0 / [A]); half-life t_(1/2) = (0.693 / k) (completely independent of initial concentration). General half-life relation: t_(1/2) \propto \frac1[A]_0^n-1.</w:t>
       </w:r>
     </w:p>
     <w:tbl>
@@ -570,7 +570,7 @@
                 <w:color w:val="2D3748"/>
                 <w:sz w:val="19"/>
               </w:rPr>
-              <w:t>For a first-order reaction, half-life t_(1/2) = (0.693 / k) is strictly INDEPENDENT of initial concentration [A]_0.</w:t>
+              <w:t>Order of a reaction can be fractional or zero and must be determined experimentally; molecularity is always a positive integer (1, 2, 3) and can never be zero or fractional.</w:t>
             </w:r>
           </w:p>
         </w:tc>
@@ -611,7 +611,7 @@
                 <w:color w:val="2D3748"/>
                 <w:sz w:val="19"/>
               </w:rPr>
-              <w:t>For an n^th order reaction: t_(1/2) \propto \frac1[A]_0^n - 1. Units of rate constant k = mol^1-nL^n-1s^-1.</w:t>
+              <w:t>In a first-order reaction: Time required for 75\% completion is exactly 2 × t_(1/2); for 99.9\% completion is 10 × t_(1/2)!</w:t>
             </w:r>
           </w:p>
         </w:tc>
@@ -667,13 +667,13 @@
           <w:b/>
           <w:sz w:val="18"/>
         </w:rPr>
-        <w:t xml:space="preserve">[2026 Shift] Q#4 (MCQ): </w:t>
+        <w:t xml:space="preserve">[2025 Shift] Q#1 (MCQ): </w:t>
       </w:r>
       <w:r>
         <w:rPr>
           <w:sz w:val="18"/>
         </w:rPr>
-        <w:t xml:space="preserve">"Which one of the following graph is not applicable for a 1st order reaction ( R → P )?..."  </w:t>
+        <w:t xml:space="preserve">"Catalysts are used to increase the rate of a chemical reaction. Because it..."  </w:t>
       </w:r>
       <w:r>
         <w:rPr>
@@ -725,7 +725,7 @@
           <w:color w:val="2B6CB0"/>
           <w:sz w:val="24"/>
         </w:rPr>
-        <w:t>3.2 Arrhenius Equation &amp; Activation Energy (High Yield — 9 PYQs)</w:t>
+        <w:t>3.2 Arrhenius Equation, Activation Energy &amp; Catalysis (Very High Yield — 15 PYQs)</w:t>
       </w:r>
     </w:p>
     <w:p>
@@ -740,7 +740,7 @@
         <w:rPr>
           <w:sz w:val="20"/>
         </w:rPr>
-        <w:t>Temperature dependence of reaction rates, activation energy E_a, Arrhenius plot (ln k vs 1/T), and catalyst energy profiles.</w:t>
+        <w:t>Arrhenius equation: k = A e^-E_a/RT \implies ln k = ln A - (E_a / RT). Graph of log k versus 1/T is a straight line with slope = -(E_a / 2.303 R). Temperature coefficient ≈ 2 (rate doubles for every 10°C rise in temperature). A catalyst provides an alternate reaction pathway with lower activation energy E_a.</w:t>
       </w:r>
     </w:p>
     <w:tbl>
@@ -778,7 +778,7 @@
                 <w:color w:val="2D3748"/>
                 <w:sz w:val="19"/>
               </w:rPr>
-              <w:t>A positive catalyst increases rate by LOWERING activation energy E_a; it does NOT alter the equilibrium constant K_(eq) or Δ H!</w:t>
+              <w:t>A catalyst increases the speed of reaction by lowering E_a, but it does NOT alter Δ H, Δ G, or the equilibrium constant K_(eq)!</w:t>
             </w:r>
           </w:p>
         </w:tc>
@@ -819,7 +819,7 @@
                 <w:color w:val="2D3748"/>
                 <w:sz w:val="19"/>
               </w:rPr>
-              <w:t>Plot of log_(10) k vs (1 / T) gives a straight line with slope = -(E_a / 2.303 R) and y-intercept = log_(10) A.</w:t>
+              <w:t>If activation energy E_a = 0, the rate constant k = A and the reaction rate is completely independent of temperature.</w:t>
             </w:r>
           </w:p>
         </w:tc>
@@ -902,13 +902,13 @@
           <w:b/>
           <w:sz w:val="18"/>
         </w:rPr>
-        <w:t xml:space="preserve">[2025 Shift] Q#1 (MCQ): </w:t>
+        <w:t xml:space="preserve">[2026 Shift] Q#4 (MCQ): </w:t>
       </w:r>
       <w:r>
         <w:rPr>
           <w:sz w:val="18"/>
         </w:rPr>
-        <w:t xml:space="preserve">"Catalysts are used to increase the rate of a chemical reaction. Because it..."  </w:t>
+        <w:t xml:space="preserve">"Which one of the following graph is not applicable for a 1st order reaction ( R → P )?..."  </w:t>
       </w:r>
       <w:r>
         <w:rPr>
